--- a/docs/산출물_20260921/05_ECS_운전_지침서.docx
+++ b/docs/산출물_20260921/05_ECS_운전_지침서.docx
@@ -2995,7 +2995,7 @@
       <w:r>
         <w:drawing>
           <wp:inline xmlns:a="http://schemas.openxmlformats.org/drawingml/2006/main" xmlns:pic="http://schemas.openxmlformats.org/drawingml/2006/picture">
-            <wp:extent cx="5580000" cy="6167876"/>
+            <wp:extent cx="5580000" cy="6042591"/>
             <wp:docPr id="14" name="Picture 14"/>
             <wp:cNvGraphicFramePr>
               <a:graphicFrameLocks noChangeAspect="1"/>
@@ -3004,7 +3004,7 @@
               <a:graphicData uri="http://schemas.openxmlformats.org/drawingml/2006/picture">
                 <pic:pic>
                   <pic:nvPicPr>
-                    <pic:cNvPr id="0" name="cv_0.png"/>
+                    <pic:cNvPr id="0" name="cv_0_v20.png"/>
                     <pic:cNvPicPr/>
                   </pic:nvPicPr>
                   <pic:blipFill>
@@ -3016,7 +3016,7 @@
                   <pic:spPr>
                     <a:xfrm>
                       <a:off x="0" y="0"/>
-                      <a:ext cx="5580000" cy="6167876"/>
+                      <a:ext cx="5580000" cy="6042591"/>
                     </a:xfrm>
                     <a:prstGeom prst="rect"/>
                   </pic:spPr>
@@ -3145,7 +3145,7 @@
       <w:r>
         <w:drawing>
           <wp:inline xmlns:a="http://schemas.openxmlformats.org/drawingml/2006/main" xmlns:pic="http://schemas.openxmlformats.org/drawingml/2006/picture">
-            <wp:extent cx="5580000" cy="6816416"/>
+            <wp:extent cx="5580000" cy="6603000"/>
             <wp:docPr id="15" name="Picture 15"/>
             <wp:cNvGraphicFramePr>
               <a:graphicFrameLocks noChangeAspect="1"/>
@@ -3154,7 +3154,7 @@
               <a:graphicData uri="http://schemas.openxmlformats.org/drawingml/2006/picture">
                 <pic:pic>
                   <pic:nvPicPr>
-                    <pic:cNvPr id="0" name="sc_0.png"/>
+                    <pic:cNvPr id="0" name="sc_0_v20.png"/>
                     <pic:cNvPicPr/>
                   </pic:nvPicPr>
                   <pic:blipFill>
@@ -3166,7 +3166,7 @@
                   <pic:spPr>
                     <a:xfrm>
                       <a:off x="0" y="0"/>
-                      <a:ext cx="5580000" cy="6816416"/>
+                      <a:ext cx="5580000" cy="6603000"/>
                     </a:xfrm>
                     <a:prstGeom prst="rect"/>
                   </pic:spPr>
@@ -3295,7 +3295,7 @@
       <w:r>
         <w:drawing>
           <wp:inline xmlns:a="http://schemas.openxmlformats.org/drawingml/2006/main" xmlns:pic="http://schemas.openxmlformats.org/drawingml/2006/picture">
-            <wp:extent cx="5580000" cy="6130000"/>
+            <wp:extent cx="5580000" cy="5629206"/>
             <wp:docPr id="16" name="Picture 16"/>
             <wp:cNvGraphicFramePr>
               <a:graphicFrameLocks noChangeAspect="1"/>
@@ -3304,7 +3304,7 @@
               <a:graphicData uri="http://schemas.openxmlformats.org/drawingml/2006/picture">
                 <pic:pic>
                   <pic:nvPicPr>
-                    <pic:cNvPr id="0" name="rtv_0.png"/>
+                    <pic:cNvPr id="0" name="rtv_0_v13.png"/>
                     <pic:cNvPicPr/>
                   </pic:nvPicPr>
                   <pic:blipFill>
@@ -3316,7 +3316,7 @@
                   <pic:spPr>
                     <a:xfrm>
                       <a:off x="0" y="0"/>
-                      <a:ext cx="5580000" cy="6130000"/>
+                      <a:ext cx="5580000" cy="5629206"/>
                     </a:xfrm>
                     <a:prstGeom prst="rect"/>
                   </pic:spPr>
